--- a/documents/demo-scripts/18_Talend_Agentic_Routes.docx
+++ b/documents/demo-scripts/18_Talend_Agentic_Routes.docx
@@ -858,7 +858,7 @@
             </w:pPr>
             <w:r>
               <w:rPr>
-                <w:rFonts w:ascii="Consolas" w:cs="Consolas" w:eastAsia="Consolas" w:hAnsi="Consolas"/>
+                <w:rFonts w:ascii="Inter" w:cs="Inter" w:eastAsia="Inter" w:hAnsi="Inter"/>
                 <w:color w:val="54565A"/>
                 <w:sz w:val="20"/>
                 <w:szCs w:val="20"/>

--- a/documents/demo-scripts/18_Talend_Agentic_Routes.docx
+++ b/documents/demo-scripts/18_Talend_Agentic_Routes.docx
@@ -256,7 +256,7 @@
                 <w:sz w:val="20"/>
                 <w:szCs w:val="20"/>
               </w:rPr>
-              <w:t xml:space="preserve">Talend Agentic Routes (LLM integration, RAG, agentic orchestration), the Salesforce address-validation job</w:t>
+              <w:t xml:space="preserve">Talend Agentic Routes (LLM integration, RAG, agentic orchestration), the Salesforce address job mcg_sf_address_validate_bulk</w:t>
             </w:r>
           </w:p>
         </w:tc>
@@ -390,7 +390,7 @@
           <w:sz w:val="21"/>
           <w:szCs w:val="21"/>
         </w:rPr>
-        <w:t xml:space="preserve">Talend Agentic Routes extend Qlik Talend Cloud for AI-native workflows in three ways: (a) LLM integration in data tasks — cloud LLMs (OpenAI, Anthropic Claude, Google Gemini, Amazon Bedrock) and on-prem models (Ollama, Mistral, Gemma 3, Phi 4); (b) RAG pipelines writing to vector targets (Pinecone, MongoDB, Snowflake, Databricks, Milvus, Oracle); and (c) agentic orchestration — event-driven agent orchestration, conversational AI, and extensible tool + MCP client support. This puts sentiment analysis, entity extraction, content classification, and AI-assisted data quality inside pipeline tasks. The MCG surface is the existing Talend job: Salesforce address validation + Nominatim geocoding + Qlik Stewardship routing.</w:t>
+        <w:t xml:space="preserve">Talend Agentic Routes extend Qlik Talend Cloud for AI-native workflows in three ways: (a) LLM integration in data tasks — cloud LLMs (OpenAI, Anthropic Claude, Google Gemini, Amazon Bedrock) and on-prem models (Ollama, Mistral, Gemma 3, Phi 4); (b) RAG pipelines writing to vector targets (Pinecone, MongoDB, Snowflake, Databricks, Milvus, Oracle); and (c) agentic orchestration — event-driven agent orchestration, conversational AI, and extensible tool + MCP client support. This puts sentiment analysis, entity extraction, content classification, and AI-assisted data quality inside pipeline tasks. The MCG surface is the existing Talend job mcg_sf_address_validate_bulk: address standardization, bulk geocoding, and a GPS routing gate that sends unresolved rows to a Qlik Stewardship sprint.</w:t>
       </w:r>
     </w:p>
     <w:tbl>
@@ -559,7 +559,7 @@
                 <w:sz w:val="20"/>
                 <w:szCs w:val="20"/>
               </w:rPr>
-              <w:t xml:space="preserve">11% of MCG's Salesforce addresses are malformed and a further 6% are truncated by a legacy 30-character field — the root of $3.1M a year in delivery failures. The existing address job validates and geocodes, but the messy, half-truncated records still fall out to a human queue. An LLM step inside the same route can propose the corrected address before it ever reaches that queue.</w:t>
+              <w:t xml:space="preserve">11% of MCG's Salesforce addresses are malformed and a further 6% are truncated by a legacy 30-character field — the root of $3.1M a year in delivery failures. The existing address job repairs what it can and bulk-geocodes the batch, but whatever it cannot resolve to GPS still falls out to a human queue. An LLM step inside the same route can propose the corrected address before it ever reaches that queue.</w:t>
             </w:r>
           </w:p>
         </w:tc>
@@ -737,9 +737,78 @@
           <w:sz w:val="21"/>
           <w:szCs w:val="21"/>
         </w:rPr>
-        <w:t xml:space="preserve">  Salesforce source → address validation → Nominatim geocoding → Qlik Stewardship routing</w:t>
-      </w:r>
-    </w:p>
+        <w:t xml:space="preserve">  Salesforce Contacts &gt; AddressStandardizer (repair + score) &gt; BulkGeocoder (one bulk OSM Nominatim call for the whole batch) &gt; routing gate on GPS &gt; S3/Iceberg silver.addresses_geocoded, or the Address Cleanup stewardship sprint</w:t>
+      </w:r>
+    </w:p>
+    <w:tbl>
+      <w:tblPr>
+        <w:tblW w:type="pct" w:w="100%"/>
+        <w:tblBorders>
+          <w:top w:val="single" w:color="auto" w:sz="4"/>
+          <w:left w:val="single" w:color="auto" w:sz="4"/>
+          <w:bottom w:val="single" w:color="auto" w:sz="4"/>
+          <w:right w:val="single" w:color="auto" w:sz="4"/>
+          <w:insideH w:val="single" w:color="auto" w:sz="4"/>
+          <w:insideV w:val="single" w:color="auto" w:sz="4"/>
+        </w:tblBorders>
+      </w:tblPr>
+      <w:tblGrid>
+        <w:gridCol w:w="100"/>
+        <w:gridCol w:w="100"/>
+      </w:tblGrid>
+      <w:tr>
+        <w:tc>
+          <w:tcPr>
+            <w:tcW w:type="pct" w:w="1%"/>
+            <w:tcBorders>
+              <w:top w:val="none"/>
+              <w:left w:val="none"/>
+              <w:bottom w:val="none"/>
+              <w:right w:val="none"/>
+            </w:tcBorders>
+            <w:shd w:color="009845" w:val="solid"/>
+          </w:tcPr>
+          <w:p>
+            <w:pPr>
+              <w:spacing w:after="0"/>
+            </w:pPr>
+            <w:r>
+              <w:rPr>
+                <w:sz w:val="10"/>
+                <w:szCs w:val="10"/>
+              </w:rPr>
+              <w:t xml:space="preserve"> </w:t>
+            </w:r>
+          </w:p>
+        </w:tc>
+        <w:tc>
+          <w:tcPr>
+            <w:tcW w:type="pct" w:w="99%"/>
+            <w:shd w:color="F6F7F8" w:val="solid"/>
+            <w:tcMar>
+              <w:top w:type="dxa" w:w="80"/>
+              <w:left w:type="dxa" w:w="120"/>
+              <w:bottom w:type="dxa" w:w="80"/>
+              <w:right w:type="dxa" w:w="120"/>
+            </w:tcMar>
+          </w:tcPr>
+          <w:p>
+            <w:pPr>
+              <w:spacing w:after="0"/>
+            </w:pPr>
+            <w:r>
+              <w:rPr>
+                <w:rFonts w:ascii="Inter" w:cs="Inter" w:eastAsia="Inter" w:hAnsi="Inter"/>
+                <w:color w:val="54565A"/>
+                <w:sz w:val="20"/>
+                <w:szCs w:val="20"/>
+              </w:rPr>
+              <w:t xml:space="preserve">Five subjobs, all free: the AddressStandardizer and BulkGeocoder custom Java routines replace the subscription-only tAddressRowStandardize / tAddressRowValidate / tGeocode chain — no Talend Data Quality subscription, no licensed postal reference data, no API key. Full build spec: deploy/talend/BUILD_BULK_ADDRESS_JOB.md; run npm run talend:zip for the Studio import bundle.</w:t>
+            </w:r>
+          </w:p>
+        </w:tc>
+      </w:tr>
+    </w:tbl>
     <w:p>
       <w:pPr>
         <w:spacing w:after="100" w:before="200"/>
@@ -948,7 +1017,7 @@
                 <w:sz w:val="20"/>
                 <w:szCs w:val="20"/>
               </w:rPr>
-              <w:t xml:space="preserve">The LLM returns a normalized address (Keizersgracht 482, Apt 4B, 1017 EJ, Amsterdam) with a confidence score. High-confidence corrections flow straight through; low-confidence ones still route to the Address Cleanup stewardship campaign (Module 10).</w:t>
+              <w:t xml:space="preserve">The LLM returns a normalized address (Keizersgracht 482, Apt 4B, 1017 EJ, Amsterdam) with a confidence score. High-confidence corrections flow straight through; low-confidence ones still route to the Address Cleanup stewardship sprint (Module 10).</w:t>
             </w:r>
           </w:p>
         </w:tc>
@@ -1111,7 +1180,7 @@
           <w:sz w:val="21"/>
           <w:szCs w:val="21"/>
         </w:rPr>
-        <w:t xml:space="preserve">Corrected addresses land in silver.addresses_standardized and feed the Gold products and the Late Delivery predictor (Module 8)</w:t>
+        <w:t xml:space="preserve">Corrected addresses land in the Iceberg table silver.addresses_geocoded, which the silver transform joins onto silver.addresses_standardized — feeding the Gold products and the Late Delivery predictor (Module 8)</w:t>
       </w:r>
     </w:p>
     <w:p>

--- a/documents/demo-scripts/18_Talend_Agentic_Routes.docx
+++ b/documents/demo-scripts/18_Talend_Agentic_Routes.docx
@@ -256,7 +256,7 @@
                 <w:sz w:val="20"/>
                 <w:szCs w:val="20"/>
               </w:rPr>
-              <w:t xml:space="preserve">Talend Agentic Routes (LLM integration, RAG, agentic orchestration), the Salesforce address job mcg_sf_address_validate_bulk</w:t>
+              <w:t xml:space="preserve">Talend Agentic Routes (LLM integration, RAG, agentic orchestration), the CRM address job mcg_crm_address_validate_bulk</w:t>
             </w:r>
           </w:p>
         </w:tc>
@@ -286,7 +286,7 @@
           <w:sz w:val="20"/>
           <w:szCs w:val="20"/>
         </w:rPr>
-        <w:t xml:space="preserve">Project Qlarity Phase 2 (Analytics &amp; Quality): AI inside the pipeline task itself. The existing Salesforce address-validation job gains an LLM-assisted correction step, so the fix happens inside the route — not in a bolt-on app after it.</w:t>
+        <w:t xml:space="preserve">Project Qlarity Phase 2 (Analytics &amp; Quality): AI inside the pipeline task itself. The existing CRM address-validation job gains an LLM-assisted correction step, so the fix happens inside the route — not in a bolt-on app after it.</w:t>
       </w:r>
     </w:p>
     <w:tbl>
@@ -390,7 +390,7 @@
           <w:sz w:val="21"/>
           <w:szCs w:val="21"/>
         </w:rPr>
-        <w:t xml:space="preserve">Talend Agentic Routes extend Qlik Talend Cloud for AI-native workflows in three ways: (a) LLM integration in data tasks — cloud LLMs (OpenAI, Anthropic Claude, Google Gemini, Amazon Bedrock) and on-prem models (Ollama, Mistral, Gemma 3, Phi 4); (b) RAG pipelines writing to vector targets (Pinecone, MongoDB, Snowflake, Databricks, Milvus, Oracle); and (c) agentic orchestration — event-driven agent orchestration, conversational AI, and extensible tool + MCP client support. This puts sentiment analysis, entity extraction, content classification, and AI-assisted data quality inside pipeline tasks. The MCG surface is the existing Talend job mcg_sf_address_validate_bulk: address standardization, bulk geocoding, and a GPS routing gate that sends unresolved rows to a Qlik Stewardship sprint.</w:t>
+        <w:t xml:space="preserve">Talend Agentic Routes extend Qlik Talend Cloud for AI-native workflows in three ways: (a) LLM integration in data tasks — cloud LLMs (OpenAI, Anthropic Claude, Google Gemini, Amazon Bedrock) and on-prem models (Ollama, Mistral, Gemma 3, Phi 4); (b) RAG pipelines writing to vector targets (Pinecone, MongoDB, Snowflake, Databricks, Milvus, Oracle); and (c) agentic orchestration — event-driven agent orchestration, conversational AI, and extensible tool + MCP client support. This puts sentiment analysis, entity extraction, content classification, and AI-assisted data quality inside pipeline tasks. The MCG surface is the existing Talend job mcg_crm_address_validate_bulk: address standardization, bulk geocoding, and a GPS routing gate that sends unresolved rows to a Qlik Stewardship sprint.</w:t>
       </w:r>
     </w:p>
     <w:tbl>
@@ -559,7 +559,7 @@
                 <w:sz w:val="20"/>
                 <w:szCs w:val="20"/>
               </w:rPr>
-              <w:t xml:space="preserve">11% of MCG's Salesforce addresses are malformed and a further 6% are truncated by a legacy 30-character field — the root of $3.1M a year in delivery failures. The existing address job repairs what it can and bulk-geocodes the batch, but whatever it cannot resolve to GPS still falls out to a human queue. An LLM step inside the same route can propose the corrected address before it ever reaches that queue.</w:t>
+              <w:t xml:space="preserve">11% of MCG's CRM addresses are malformed and a further 6% are truncated by a legacy 30-character field — the root of $3.1M a year in delivery failures. The existing address job repairs what it can and bulk-geocodes the batch, but whatever it cannot resolve to GPS still falls out to a human queue. An LLM step inside the same route can propose the corrected address before it ever reaches that queue.</w:t>
             </w:r>
           </w:p>
         </w:tc>
@@ -717,7 +717,7 @@
           <w:sz w:val="21"/>
           <w:szCs w:val="21"/>
         </w:rPr>
-        <w:t xml:space="preserve">Open the Salesforce Address Validation job (Talend) and show the existing flow:</w:t>
+        <w:t xml:space="preserve">Open the CRM Address Validation job (Talend) and show the existing flow:</w:t>
       </w:r>
     </w:p>
     <w:p>
@@ -737,7 +737,7 @@
           <w:sz w:val="21"/>
           <w:szCs w:val="21"/>
         </w:rPr>
-        <w:t xml:space="preserve">  Salesforce Contacts &gt; AddressStandardizer (repair + score) &gt; BulkGeocoder (one bulk OSM Nominatim call for the whole batch) &gt; routing gate on GPS &gt; S3/Iceberg silver.addresses_geocoded, or the Address Cleanup stewardship sprint</w:t>
+        <w:t xml:space="preserve">  CRM contacts &gt; AddressStandardizer (repair + score) &gt; BulkGeocoder (one bulk OSM Nominatim call for the whole batch) &gt; routing gate on GPS &gt; S3/Iceberg silver.addresses_geocoded, or the Address Cleanup stewardship sprint</w:t>
       </w:r>
     </w:p>
     <w:tbl>
@@ -932,7 +932,7 @@
                 <w:sz w:val="20"/>
                 <w:szCs w:val="20"/>
               </w:rPr>
-              <w:t xml:space="preserve">Given this raw Salesforce address, return the corrected, standardized address and a confidence score. Raw: 'Keizersgr 482 4B, 1017EJ Amsterd'</w:t>
+              <w:t xml:space="preserve">Given this raw CRM address, return the corrected, standardized address and a confidence score. Raw: 'Keizersgr 482 4B, 1017EJ Amsterd'</w:t>
             </w:r>
           </w:p>
         </w:tc>
@@ -1108,7 +1108,7 @@
           <w:sz w:val="21"/>
           <w:szCs w:val="21"/>
         </w:rPr>
-        <w:t xml:space="preserve">Wire the route into event-driven orchestration — a new or updated Salesforce contact triggers the route automatically</w:t>
+        <w:t xml:space="preserve">Wire the route into event-driven orchestration — a new or updated CRM contact triggers the route automatically</w:t>
       </w:r>
     </w:p>
     <w:p>
@@ -1981,7 +1981,7 @@
                 <w:sz w:val="19"/>
                 <w:szCs w:val="19"/>
               </w:rPr>
-              <w:t xml:space="preserve">Confirm the Salesforce create/update event is bound to the route trigger</w:t>
+              <w:t xml:space="preserve">Confirm the CRM insert/update event is bound to the route trigger</w:t>
             </w:r>
           </w:p>
         </w:tc>
